--- a/碩一/專業技能/java重點整理.docx
+++ b/碩一/專業技能/java重點整理.docx
@@ -127,7 +127,6 @@
     <w:p>
       <w:pPr>
         <w:rPr>
-          <w:rFonts w:hint="eastAsia"/>
           <w:sz w:val="28"/>
           <w:szCs w:val="28"/>
         </w:rPr>
@@ -223,7 +222,6 @@
     <w:p>
       <w:pPr>
         <w:rPr>
-          <w:rFonts w:hint="eastAsia"/>
           <w:sz w:val="28"/>
           <w:szCs w:val="28"/>
         </w:rPr>
@@ -941,7 +939,6 @@
     <w:p>
       <w:pPr>
         <w:rPr>
-          <w:rFonts w:hint="eastAsia"/>
           <w:sz w:val="28"/>
           <w:szCs w:val="28"/>
         </w:rPr>
@@ -978,7 +975,6 @@
     <w:p>
       <w:pPr>
         <w:rPr>
-          <w:rFonts w:hint="eastAsia"/>
           <w:sz w:val="28"/>
           <w:szCs w:val="28"/>
         </w:rPr>
@@ -1027,7 +1023,6 @@
     <w:p>
       <w:pPr>
         <w:rPr>
-          <w:rFonts w:hint="eastAsia"/>
           <w:sz w:val="28"/>
           <w:szCs w:val="28"/>
         </w:rPr>
@@ -1228,7 +1223,6 @@
     <w:p>
       <w:pPr>
         <w:rPr>
-          <w:rFonts w:hint="eastAsia"/>
           <w:sz w:val="28"/>
           <w:szCs w:val="28"/>
         </w:rPr>
@@ -1940,16 +1934,14 @@
     <w:p>
       <w:pPr>
         <w:rPr>
-          <w:rFonts w:hint="eastAsia"/>
-          <w:sz w:val="28"/>
-          <w:szCs w:val="28"/>
-        </w:rPr>
-      </w:pPr>
-    </w:p>
-    <w:p>
-      <w:pPr>
-        <w:rPr>
-          <w:rFonts w:hint="eastAsia"/>
+          <w:sz w:val="28"/>
+          <w:szCs w:val="28"/>
+        </w:rPr>
+      </w:pPr>
+    </w:p>
+    <w:p>
+      <w:pPr>
+        <w:rPr>
           <w:sz w:val="28"/>
           <w:szCs w:val="28"/>
         </w:rPr>
@@ -2002,7 +1994,6 @@
     <w:p>
       <w:pPr>
         <w:rPr>
-          <w:rFonts w:hint="eastAsia"/>
           <w:sz w:val="28"/>
           <w:szCs w:val="28"/>
         </w:rPr>
@@ -2055,7 +2046,6 @@
     <w:p>
       <w:pPr>
         <w:rPr>
-          <w:rFonts w:hint="eastAsia"/>
           <w:sz w:val="28"/>
           <w:szCs w:val="28"/>
         </w:rPr>
@@ -2092,7 +2082,6 @@
     <w:p>
       <w:pPr>
         <w:rPr>
-          <w:rFonts w:hint="eastAsia"/>
           <w:sz w:val="28"/>
           <w:szCs w:val="28"/>
         </w:rPr>
@@ -2129,7 +2118,6 @@
     <w:p>
       <w:pPr>
         <w:rPr>
-          <w:rFonts w:hint="eastAsia"/>
           <w:sz w:val="28"/>
           <w:szCs w:val="28"/>
         </w:rPr>
@@ -2167,7 +2155,6 @@
     <w:p>
       <w:pPr>
         <w:rPr>
-          <w:rFonts w:hint="eastAsia"/>
           <w:sz w:val="28"/>
           <w:szCs w:val="28"/>
         </w:rPr>
@@ -2186,7 +2173,6 @@
     <w:p>
       <w:pPr>
         <w:rPr>
-          <w:rFonts w:hint="eastAsia"/>
           <w:b/>
           <w:bCs/>
           <w:sz w:val="32"/>
@@ -3109,7 +3095,6 @@
     <w:p>
       <w:pPr>
         <w:rPr>
-          <w:rFonts w:hint="eastAsia"/>
           <w:sz w:val="28"/>
           <w:szCs w:val="28"/>
         </w:rPr>
@@ -3258,6 +3243,7 @@
       </w:pPr>
       <w:r>
         <w:rPr>
+          <w:noProof/>
           <w:sz w:val="28"/>
           <w:szCs w:val="28"/>
         </w:rPr>
@@ -3333,7 +3319,6 @@
     <w:p>
       <w:pPr>
         <w:rPr>
-          <w:rFonts w:hint="eastAsia"/>
           <w:sz w:val="28"/>
           <w:szCs w:val="28"/>
         </w:rPr>
@@ -3415,16 +3400,14 @@
     <w:p>
       <w:pPr>
         <w:rPr>
-          <w:rFonts w:hint="eastAsia"/>
-          <w:sz w:val="28"/>
-          <w:szCs w:val="28"/>
-        </w:rPr>
-      </w:pPr>
-    </w:p>
-    <w:p>
-      <w:pPr>
-        <w:rPr>
-          <w:rFonts w:hint="eastAsia"/>
+          <w:sz w:val="28"/>
+          <w:szCs w:val="28"/>
+        </w:rPr>
+      </w:pPr>
+    </w:p>
+    <w:p>
+      <w:pPr>
+        <w:rPr>
           <w:b/>
           <w:bCs/>
           <w:sz w:val="32"/>
@@ -3491,7 +3474,6 @@
     <w:p>
       <w:pPr>
         <w:rPr>
-          <w:rFonts w:hint="eastAsia"/>
           <w:sz w:val="28"/>
           <w:szCs w:val="28"/>
         </w:rPr>
@@ -3613,7 +3595,6 @@
     <w:p>
       <w:pPr>
         <w:rPr>
-          <w:rFonts w:hint="eastAsia"/>
           <w:sz w:val="28"/>
           <w:szCs w:val="28"/>
         </w:rPr>
@@ -4473,7 +4454,6 @@
     <w:p>
       <w:pPr>
         <w:rPr>
-          <w:rFonts w:hint="eastAsia"/>
           <w:sz w:val="28"/>
           <w:szCs w:val="28"/>
         </w:rPr>
@@ -4510,7 +4490,6 @@
     <w:p>
       <w:pPr>
         <w:rPr>
-          <w:rFonts w:hint="eastAsia"/>
           <w:sz w:val="28"/>
           <w:szCs w:val="28"/>
         </w:rPr>
@@ -4547,7 +4526,6 @@
     <w:p>
       <w:pPr>
         <w:rPr>
-          <w:rFonts w:hint="eastAsia"/>
           <w:sz w:val="28"/>
           <w:szCs w:val="28"/>
         </w:rPr>
@@ -4584,7 +4562,6 @@
     <w:p>
       <w:pPr>
         <w:rPr>
-          <w:rFonts w:hint="eastAsia"/>
           <w:sz w:val="28"/>
           <w:szCs w:val="28"/>
         </w:rPr>
@@ -4708,7 +4685,6 @@
     <w:p>
       <w:pPr>
         <w:rPr>
-          <w:rFonts w:hint="eastAsia"/>
           <w:sz w:val="28"/>
           <w:szCs w:val="28"/>
         </w:rPr>
@@ -4781,7 +4757,1238 @@
     <w:p>
       <w:pPr>
         <w:rPr>
-          <w:rFonts w:hint="eastAsia"/>
+          <w:sz w:val="28"/>
+          <w:szCs w:val="28"/>
+        </w:rPr>
+      </w:pPr>
+    </w:p>
+    <w:p>
+      <w:pPr>
+        <w:rPr>
+          <w:b/>
+          <w:bCs/>
+          <w:sz w:val="32"/>
+          <w:szCs w:val="32"/>
+        </w:rPr>
+      </w:pPr>
+      <w:r>
+        <w:rPr>
+          <w:b/>
+          <w:bCs/>
+          <w:sz w:val="32"/>
+          <w:szCs w:val="32"/>
+        </w:rPr>
+        <w:t>This</w:t>
+      </w:r>
+      <w:r>
+        <w:rPr>
+          <w:b/>
+          <w:bCs/>
+          <w:sz w:val="32"/>
+          <w:szCs w:val="32"/>
+        </w:rPr>
+        <w:t xml:space="preserve"> </w:t>
+      </w:r>
+      <w:r>
+        <w:rPr>
+          <w:rFonts w:hint="eastAsia"/>
+          <w:b/>
+          <w:bCs/>
+          <w:sz w:val="32"/>
+          <w:szCs w:val="32"/>
+        </w:rPr>
+        <w:t>目前這個物件本身</w:t>
+      </w:r>
+      <w:r>
+        <w:rPr>
+          <w:rFonts w:hint="eastAsia"/>
+          <w:b/>
+          <w:bCs/>
+          <w:sz w:val="32"/>
+          <w:szCs w:val="32"/>
+        </w:rPr>
+        <w:t>的關鍵字</w:t>
+      </w:r>
+    </w:p>
+    <w:p>
+      <w:pPr>
+        <w:rPr>
+          <w:sz w:val="28"/>
+          <w:szCs w:val="28"/>
+        </w:rPr>
+      </w:pPr>
+      <w:r>
+        <w:rPr>
+          <w:rFonts w:hint="eastAsia"/>
+          <w:sz w:val="28"/>
+          <w:szCs w:val="28"/>
+        </w:rPr>
+        <w:t>簡單來說，當你建立一個物件時，</w:t>
+      </w:r>
+      <w:r>
+        <w:rPr>
+          <w:rFonts w:hint="eastAsia"/>
+          <w:sz w:val="28"/>
+          <w:szCs w:val="28"/>
+        </w:rPr>
+        <w:t xml:space="preserve">this </w:t>
+      </w:r>
+      <w:r>
+        <w:rPr>
+          <w:rFonts w:hint="eastAsia"/>
+          <w:sz w:val="28"/>
+          <w:szCs w:val="28"/>
+        </w:rPr>
+        <w:t>就是指向正在執行程式的那個物件。</w:t>
+      </w:r>
+    </w:p>
+    <w:p>
+      <w:pPr>
+        <w:rPr>
+          <w:rFonts w:hint="eastAsia"/>
+          <w:sz w:val="28"/>
+          <w:szCs w:val="28"/>
+        </w:rPr>
+      </w:pPr>
+      <w:r>
+        <w:rPr>
+          <w:rFonts w:hint="eastAsia"/>
+          <w:sz w:val="28"/>
+          <w:szCs w:val="28"/>
+        </w:rPr>
+        <w:t xml:space="preserve">this </w:t>
+      </w:r>
+      <w:r>
+        <w:rPr>
+          <w:rFonts w:hint="eastAsia"/>
+          <w:sz w:val="28"/>
+          <w:szCs w:val="28"/>
+        </w:rPr>
+        <w:t>最常見的用途是：區分物件的成員變數與方法中的參數。</w:t>
+      </w:r>
+    </w:p>
+    <w:p>
+      <w:pPr>
+        <w:rPr>
+          <w:sz w:val="28"/>
+          <w:szCs w:val="28"/>
+        </w:rPr>
+      </w:pPr>
+      <w:r>
+        <w:rPr>
+          <w:sz w:val="28"/>
+          <w:szCs w:val="28"/>
+        </w:rPr>
+        <w:t>Ex:</w:t>
+      </w:r>
+    </w:p>
+    <w:p>
+      <w:pPr>
+        <w:rPr>
+          <w:sz w:val="28"/>
+          <w:szCs w:val="28"/>
+        </w:rPr>
+      </w:pPr>
+      <w:r>
+        <w:rPr>
+          <w:sz w:val="28"/>
+          <w:szCs w:val="28"/>
+        </w:rPr>
+        <w:t>class Student {</w:t>
+      </w:r>
+    </w:p>
+    <w:p>
+      <w:pPr>
+        <w:rPr>
+          <w:sz w:val="28"/>
+          <w:szCs w:val="28"/>
+        </w:rPr>
+      </w:pPr>
+      <w:r>
+        <w:rPr>
+          <w:sz w:val="28"/>
+          <w:szCs w:val="28"/>
+        </w:rPr>
+        <w:t xml:space="preserve">    String name;</w:t>
+      </w:r>
+    </w:p>
+    <w:p>
+      <w:pPr>
+        <w:rPr>
+          <w:sz w:val="28"/>
+          <w:szCs w:val="28"/>
+        </w:rPr>
+      </w:pPr>
+      <w:r>
+        <w:rPr>
+          <w:sz w:val="28"/>
+          <w:szCs w:val="28"/>
+        </w:rPr>
+        <w:t xml:space="preserve">    int age;</w:t>
+      </w:r>
+    </w:p>
+    <w:p>
+      <w:pPr>
+        <w:rPr>
+          <w:sz w:val="28"/>
+          <w:szCs w:val="28"/>
+        </w:rPr>
+      </w:pPr>
+    </w:p>
+    <w:p>
+      <w:pPr>
+        <w:rPr>
+          <w:sz w:val="28"/>
+          <w:szCs w:val="28"/>
+        </w:rPr>
+      </w:pPr>
+      <w:r>
+        <w:rPr>
+          <w:sz w:val="28"/>
+          <w:szCs w:val="28"/>
+        </w:rPr>
+        <w:t xml:space="preserve">    public </w:t>
+      </w:r>
+      <w:proofErr w:type="gramStart"/>
+      <w:r>
+        <w:rPr>
+          <w:sz w:val="28"/>
+          <w:szCs w:val="28"/>
+        </w:rPr>
+        <w:t>Student(</w:t>
+      </w:r>
+      <w:proofErr w:type="gramEnd"/>
+      <w:r>
+        <w:rPr>
+          <w:sz w:val="28"/>
+          <w:szCs w:val="28"/>
+        </w:rPr>
+        <w:t>String name, int age) {</w:t>
+      </w:r>
+    </w:p>
+    <w:p>
+      <w:pPr>
+        <w:rPr>
+          <w:sz w:val="28"/>
+          <w:szCs w:val="28"/>
+        </w:rPr>
+      </w:pPr>
+      <w:r>
+        <w:rPr>
+          <w:sz w:val="28"/>
+          <w:szCs w:val="28"/>
+        </w:rPr>
+        <w:t xml:space="preserve">        this.name = name;</w:t>
+      </w:r>
+    </w:p>
+    <w:p>
+      <w:pPr>
+        <w:rPr>
+          <w:sz w:val="28"/>
+          <w:szCs w:val="28"/>
+        </w:rPr>
+      </w:pPr>
+      <w:r>
+        <w:rPr>
+          <w:sz w:val="28"/>
+          <w:szCs w:val="28"/>
+        </w:rPr>
+        <w:t xml:space="preserve">        </w:t>
+      </w:r>
+      <w:proofErr w:type="spellStart"/>
+      <w:r>
+        <w:rPr>
+          <w:sz w:val="28"/>
+          <w:szCs w:val="28"/>
+        </w:rPr>
+        <w:t>this.age</w:t>
+      </w:r>
+      <w:proofErr w:type="spellEnd"/>
+      <w:r>
+        <w:rPr>
+          <w:sz w:val="28"/>
+          <w:szCs w:val="28"/>
+        </w:rPr>
+        <w:t xml:space="preserve"> = age;</w:t>
+      </w:r>
+    </w:p>
+    <w:p>
+      <w:pPr>
+        <w:rPr>
+          <w:sz w:val="28"/>
+          <w:szCs w:val="28"/>
+        </w:rPr>
+      </w:pPr>
+      <w:r>
+        <w:rPr>
+          <w:sz w:val="28"/>
+          <w:szCs w:val="28"/>
+        </w:rPr>
+        <w:t xml:space="preserve">    }</w:t>
+      </w:r>
+    </w:p>
+    <w:p>
+      <w:pPr>
+        <w:rPr>
+          <w:sz w:val="28"/>
+          <w:szCs w:val="28"/>
+        </w:rPr>
+      </w:pPr>
+    </w:p>
+    <w:p>
+      <w:pPr>
+        <w:rPr>
+          <w:sz w:val="28"/>
+          <w:szCs w:val="28"/>
+        </w:rPr>
+      </w:pPr>
+      <w:r>
+        <w:rPr>
+          <w:sz w:val="28"/>
+          <w:szCs w:val="28"/>
+        </w:rPr>
+        <w:t xml:space="preserve">    public void </w:t>
+      </w:r>
+      <w:proofErr w:type="spellStart"/>
+      <w:proofErr w:type="gramStart"/>
+      <w:r>
+        <w:rPr>
+          <w:sz w:val="28"/>
+          <w:szCs w:val="28"/>
+        </w:rPr>
+        <w:t>showInfo</w:t>
+      </w:r>
+      <w:proofErr w:type="spellEnd"/>
+      <w:r>
+        <w:rPr>
+          <w:sz w:val="28"/>
+          <w:szCs w:val="28"/>
+        </w:rPr>
+        <w:t>(</w:t>
+      </w:r>
+      <w:proofErr w:type="gramEnd"/>
+      <w:r>
+        <w:rPr>
+          <w:sz w:val="28"/>
+          <w:szCs w:val="28"/>
+        </w:rPr>
+        <w:t>) {</w:t>
+      </w:r>
+    </w:p>
+    <w:p>
+      <w:pPr>
+        <w:rPr>
+          <w:sz w:val="28"/>
+          <w:szCs w:val="28"/>
+        </w:rPr>
+      </w:pPr>
+      <w:r>
+        <w:rPr>
+          <w:sz w:val="28"/>
+          <w:szCs w:val="28"/>
+        </w:rPr>
+        <w:t xml:space="preserve">        </w:t>
+      </w:r>
+      <w:proofErr w:type="spellStart"/>
+      <w:r>
+        <w:rPr>
+          <w:sz w:val="28"/>
+          <w:szCs w:val="28"/>
+        </w:rPr>
+        <w:t>System.out.println</w:t>
+      </w:r>
+      <w:proofErr w:type="spellEnd"/>
+      <w:r>
+        <w:rPr>
+          <w:sz w:val="28"/>
+          <w:szCs w:val="28"/>
+        </w:rPr>
+        <w:t>("Name: " + this.name);</w:t>
+      </w:r>
+    </w:p>
+    <w:p>
+      <w:pPr>
+        <w:rPr>
+          <w:sz w:val="28"/>
+          <w:szCs w:val="28"/>
+        </w:rPr>
+      </w:pPr>
+      <w:r>
+        <w:rPr>
+          <w:sz w:val="28"/>
+          <w:szCs w:val="28"/>
+        </w:rPr>
+        <w:t xml:space="preserve">        </w:t>
+      </w:r>
+      <w:proofErr w:type="spellStart"/>
+      <w:r>
+        <w:rPr>
+          <w:sz w:val="28"/>
+          <w:szCs w:val="28"/>
+        </w:rPr>
+        <w:t>System.out.println</w:t>
+      </w:r>
+      <w:proofErr w:type="spellEnd"/>
+      <w:r>
+        <w:rPr>
+          <w:sz w:val="28"/>
+          <w:szCs w:val="28"/>
+        </w:rPr>
+        <w:t xml:space="preserve">("Age: " + </w:t>
+      </w:r>
+      <w:proofErr w:type="spellStart"/>
+      <w:r>
+        <w:rPr>
+          <w:sz w:val="28"/>
+          <w:szCs w:val="28"/>
+        </w:rPr>
+        <w:t>this.age</w:t>
+      </w:r>
+      <w:proofErr w:type="spellEnd"/>
+      <w:r>
+        <w:rPr>
+          <w:sz w:val="28"/>
+          <w:szCs w:val="28"/>
+        </w:rPr>
+        <w:t>);</w:t>
+      </w:r>
+    </w:p>
+    <w:p>
+      <w:pPr>
+        <w:rPr>
+          <w:sz w:val="28"/>
+          <w:szCs w:val="28"/>
+        </w:rPr>
+      </w:pPr>
+      <w:r>
+        <w:rPr>
+          <w:sz w:val="28"/>
+          <w:szCs w:val="28"/>
+        </w:rPr>
+        <w:t xml:space="preserve">    }</w:t>
+      </w:r>
+    </w:p>
+    <w:p>
+      <w:pPr>
+        <w:rPr>
+          <w:sz w:val="28"/>
+          <w:szCs w:val="28"/>
+        </w:rPr>
+      </w:pPr>
+      <w:r>
+        <w:rPr>
+          <w:sz w:val="28"/>
+          <w:szCs w:val="28"/>
+        </w:rPr>
+        <w:t>}</w:t>
+      </w:r>
+    </w:p>
+    <w:p>
+      <w:pPr>
+        <w:rPr>
+          <w:sz w:val="28"/>
+          <w:szCs w:val="28"/>
+        </w:rPr>
+      </w:pPr>
+    </w:p>
+    <w:p>
+      <w:pPr>
+        <w:rPr>
+          <w:sz w:val="28"/>
+          <w:szCs w:val="28"/>
+        </w:rPr>
+      </w:pPr>
+      <w:r>
+        <w:rPr>
+          <w:sz w:val="28"/>
+          <w:szCs w:val="28"/>
+        </w:rPr>
+        <w:t>public class Main {</w:t>
+      </w:r>
+    </w:p>
+    <w:p>
+      <w:pPr>
+        <w:rPr>
+          <w:sz w:val="28"/>
+          <w:szCs w:val="28"/>
+        </w:rPr>
+      </w:pPr>
+      <w:r>
+        <w:rPr>
+          <w:sz w:val="28"/>
+          <w:szCs w:val="28"/>
+        </w:rPr>
+        <w:t xml:space="preserve">    public static void </w:t>
+      </w:r>
+      <w:proofErr w:type="gramStart"/>
+      <w:r>
+        <w:rPr>
+          <w:sz w:val="28"/>
+          <w:szCs w:val="28"/>
+        </w:rPr>
+        <w:t>main(</w:t>
+      </w:r>
+      <w:proofErr w:type="gramEnd"/>
+      <w:r>
+        <w:rPr>
+          <w:sz w:val="28"/>
+          <w:szCs w:val="28"/>
+        </w:rPr>
+        <w:t xml:space="preserve">String[] </w:t>
+      </w:r>
+      <w:proofErr w:type="spellStart"/>
+      <w:r>
+        <w:rPr>
+          <w:sz w:val="28"/>
+          <w:szCs w:val="28"/>
+        </w:rPr>
+        <w:t>args</w:t>
+      </w:r>
+      <w:proofErr w:type="spellEnd"/>
+      <w:r>
+        <w:rPr>
+          <w:sz w:val="28"/>
+          <w:szCs w:val="28"/>
+        </w:rPr>
+        <w:t>) {</w:t>
+      </w:r>
+    </w:p>
+    <w:p>
+      <w:pPr>
+        <w:rPr>
+          <w:sz w:val="28"/>
+          <w:szCs w:val="28"/>
+        </w:rPr>
+      </w:pPr>
+      <w:r>
+        <w:rPr>
+          <w:sz w:val="28"/>
+          <w:szCs w:val="28"/>
+        </w:rPr>
+        <w:lastRenderedPageBreak/>
+        <w:t xml:space="preserve">        Student s1 = new </w:t>
+      </w:r>
+      <w:proofErr w:type="gramStart"/>
+      <w:r>
+        <w:rPr>
+          <w:sz w:val="28"/>
+          <w:szCs w:val="28"/>
+        </w:rPr>
+        <w:t>Student(</w:t>
+      </w:r>
+      <w:proofErr w:type="gramEnd"/>
+      <w:r>
+        <w:rPr>
+          <w:sz w:val="28"/>
+          <w:szCs w:val="28"/>
+        </w:rPr>
+        <w:t>"Tom", 20);</w:t>
+      </w:r>
+    </w:p>
+    <w:p>
+      <w:pPr>
+        <w:rPr>
+          <w:sz w:val="28"/>
+          <w:szCs w:val="28"/>
+        </w:rPr>
+      </w:pPr>
+      <w:r>
+        <w:rPr>
+          <w:sz w:val="28"/>
+          <w:szCs w:val="28"/>
+        </w:rPr>
+        <w:t xml:space="preserve">        s</w:t>
+      </w:r>
+      <w:proofErr w:type="gramStart"/>
+      <w:r>
+        <w:rPr>
+          <w:sz w:val="28"/>
+          <w:szCs w:val="28"/>
+        </w:rPr>
+        <w:t>1.showInfo</w:t>
+      </w:r>
+      <w:proofErr w:type="gramEnd"/>
+      <w:r>
+        <w:rPr>
+          <w:sz w:val="28"/>
+          <w:szCs w:val="28"/>
+        </w:rPr>
+        <w:t>();</w:t>
+      </w:r>
+    </w:p>
+    <w:p>
+      <w:pPr>
+        <w:rPr>
+          <w:sz w:val="28"/>
+          <w:szCs w:val="28"/>
+        </w:rPr>
+      </w:pPr>
+      <w:r>
+        <w:rPr>
+          <w:sz w:val="28"/>
+          <w:szCs w:val="28"/>
+        </w:rPr>
+        <w:t xml:space="preserve">    }</w:t>
+      </w:r>
+    </w:p>
+    <w:p>
+      <w:pPr>
+        <w:rPr>
+          <w:sz w:val="28"/>
+          <w:szCs w:val="28"/>
+        </w:rPr>
+      </w:pPr>
+      <w:r>
+        <w:rPr>
+          <w:sz w:val="28"/>
+          <w:szCs w:val="28"/>
+        </w:rPr>
+        <w:t>}</w:t>
+      </w:r>
+    </w:p>
+    <w:p>
+      <w:pPr>
+        <w:rPr>
+          <w:sz w:val="28"/>
+          <w:szCs w:val="28"/>
+        </w:rPr>
+      </w:pPr>
+      <w:r>
+        <w:rPr>
+          <w:rFonts w:hint="eastAsia"/>
+          <w:sz w:val="28"/>
+          <w:szCs w:val="28"/>
+        </w:rPr>
+        <w:t>執行結果</w:t>
+      </w:r>
+      <w:r>
+        <w:rPr>
+          <w:rFonts w:hint="eastAsia"/>
+          <w:sz w:val="28"/>
+          <w:szCs w:val="28"/>
+        </w:rPr>
+        <w:t>:</w:t>
+      </w:r>
+    </w:p>
+    <w:p>
+      <w:pPr>
+        <w:rPr>
+          <w:sz w:val="28"/>
+          <w:szCs w:val="28"/>
+        </w:rPr>
+      </w:pPr>
+      <w:r>
+        <w:rPr>
+          <w:sz w:val="28"/>
+          <w:szCs w:val="28"/>
+        </w:rPr>
+        <w:t>Name: Tom</w:t>
+      </w:r>
+    </w:p>
+    <w:p>
+      <w:pPr>
+        <w:rPr>
+          <w:sz w:val="28"/>
+          <w:szCs w:val="28"/>
+        </w:rPr>
+      </w:pPr>
+      <w:r>
+        <w:rPr>
+          <w:sz w:val="28"/>
+          <w:szCs w:val="28"/>
+        </w:rPr>
+        <w:t>Age: 20</w:t>
+      </w:r>
+    </w:p>
+    <w:p>
+      <w:pPr>
+        <w:rPr>
+          <w:sz w:val="28"/>
+          <w:szCs w:val="28"/>
+        </w:rPr>
+      </w:pPr>
+    </w:p>
+    <w:p>
+      <w:pPr>
+        <w:rPr>
+          <w:rFonts w:hint="eastAsia"/>
+          <w:sz w:val="28"/>
+          <w:szCs w:val="28"/>
+        </w:rPr>
+      </w:pPr>
+    </w:p>
+    <w:p>
+      <w:pPr>
+        <w:rPr>
+          <w:sz w:val="28"/>
+          <w:szCs w:val="28"/>
+        </w:rPr>
+      </w:pPr>
+      <w:r>
+        <w:rPr>
+          <w:rFonts w:hint="eastAsia"/>
+          <w:sz w:val="28"/>
+          <w:szCs w:val="28"/>
+        </w:rPr>
+        <w:t>重要程式碼解釋</w:t>
+      </w:r>
+      <w:r>
+        <w:rPr>
+          <w:rFonts w:hint="eastAsia"/>
+          <w:sz w:val="28"/>
+          <w:szCs w:val="28"/>
+        </w:rPr>
+        <w:t>:</w:t>
+      </w:r>
+    </w:p>
+    <w:p>
+      <w:pPr>
+        <w:rPr>
+          <w:rFonts w:hint="eastAsia"/>
+          <w:sz w:val="28"/>
+          <w:szCs w:val="28"/>
+        </w:rPr>
+      </w:pPr>
+      <w:r>
+        <w:rPr>
+          <w:sz w:val="28"/>
+          <w:szCs w:val="28"/>
+        </w:rPr>
+        <w:t>this.name = name;</w:t>
+      </w:r>
+    </w:p>
+    <w:p>
+      <w:pPr>
+        <w:rPr>
+          <w:rFonts w:hint="eastAsia"/>
+          <w:sz w:val="28"/>
+          <w:szCs w:val="28"/>
+        </w:rPr>
+      </w:pPr>
+      <w:r>
+        <w:rPr>
+          <w:rFonts w:hint="eastAsia"/>
+          <w:b/>
+          <w:bCs/>
+          <w:sz w:val="28"/>
+          <w:szCs w:val="28"/>
+        </w:rPr>
+        <w:t>this.name</w:t>
+      </w:r>
+      <w:r>
+        <w:rPr>
+          <w:rFonts w:hint="eastAsia"/>
+          <w:b/>
+          <w:bCs/>
+          <w:sz w:val="28"/>
+          <w:szCs w:val="28"/>
+        </w:rPr>
+        <w:t>:</w:t>
+      </w:r>
+      <w:r>
+        <w:rPr>
+          <w:rFonts w:hint="eastAsia"/>
+          <w:sz w:val="28"/>
+          <w:szCs w:val="28"/>
+        </w:rPr>
+        <w:t>目前物件的成員變數</w:t>
+      </w:r>
+      <w:r>
+        <w:rPr>
+          <w:rFonts w:hint="eastAsia"/>
+          <w:sz w:val="28"/>
+          <w:szCs w:val="28"/>
+        </w:rPr>
+        <w:t xml:space="preserve"> name</w:t>
+      </w:r>
+    </w:p>
+    <w:p>
+      <w:pPr>
+        <w:rPr>
+          <w:sz w:val="28"/>
+          <w:szCs w:val="28"/>
+        </w:rPr>
+      </w:pPr>
+      <w:r>
+        <w:rPr>
+          <w:rFonts w:hint="eastAsia"/>
+          <w:b/>
+          <w:bCs/>
+          <w:sz w:val="28"/>
+          <w:szCs w:val="28"/>
+        </w:rPr>
+        <w:t>name</w:t>
+      </w:r>
+      <w:r>
+        <w:rPr>
+          <w:rFonts w:hint="eastAsia"/>
+          <w:b/>
+          <w:bCs/>
+          <w:sz w:val="28"/>
+          <w:szCs w:val="28"/>
+        </w:rPr>
+        <w:t>:</w:t>
+      </w:r>
+      <w:r>
+        <w:rPr>
+          <w:rFonts w:hint="eastAsia"/>
+          <w:sz w:val="28"/>
+          <w:szCs w:val="28"/>
+        </w:rPr>
+        <w:t>建構子傳入的參數</w:t>
+      </w:r>
+      <w:r>
+        <w:rPr>
+          <w:rFonts w:hint="eastAsia"/>
+          <w:sz w:val="28"/>
+          <w:szCs w:val="28"/>
+        </w:rPr>
+        <w:t xml:space="preserve"> name</w:t>
+      </w:r>
+    </w:p>
+    <w:p>
+      <w:pPr>
+        <w:rPr>
+          <w:rFonts w:hint="eastAsia"/>
+          <w:sz w:val="28"/>
+          <w:szCs w:val="28"/>
+        </w:rPr>
+      </w:pPr>
+      <w:r>
+        <w:rPr>
+          <w:rFonts w:hint="eastAsia"/>
+          <w:sz w:val="28"/>
+          <w:szCs w:val="28"/>
+        </w:rPr>
+        <w:t>代表：</w:t>
+      </w:r>
+    </w:p>
+    <w:p>
+      <w:pPr>
+        <w:rPr>
+          <w:sz w:val="28"/>
+          <w:szCs w:val="28"/>
+        </w:rPr>
+      </w:pPr>
+      <w:proofErr w:type="gramStart"/>
+      <w:r>
+        <w:rPr>
+          <w:rFonts w:hint="eastAsia"/>
+          <w:sz w:val="28"/>
+          <w:szCs w:val="28"/>
+        </w:rPr>
+        <w:t>把傳進來</w:t>
+      </w:r>
+      <w:proofErr w:type="gramEnd"/>
+      <w:r>
+        <w:rPr>
+          <w:rFonts w:hint="eastAsia"/>
+          <w:sz w:val="28"/>
+          <w:szCs w:val="28"/>
+        </w:rPr>
+        <w:t>的</w:t>
+      </w:r>
+      <w:r>
+        <w:rPr>
+          <w:rFonts w:hint="eastAsia"/>
+          <w:sz w:val="28"/>
+          <w:szCs w:val="28"/>
+        </w:rPr>
+        <w:t xml:space="preserve"> name</w:t>
+      </w:r>
+      <w:r>
+        <w:rPr>
+          <w:rFonts w:hint="eastAsia"/>
+          <w:sz w:val="28"/>
+          <w:szCs w:val="28"/>
+        </w:rPr>
+        <w:t>，存入目前物件的</w:t>
+      </w:r>
+      <w:r>
+        <w:rPr>
+          <w:rFonts w:hint="eastAsia"/>
+          <w:sz w:val="28"/>
+          <w:szCs w:val="28"/>
+        </w:rPr>
+        <w:t xml:space="preserve"> name </w:t>
+      </w:r>
+      <w:r>
+        <w:rPr>
+          <w:rFonts w:hint="eastAsia"/>
+          <w:sz w:val="28"/>
+          <w:szCs w:val="28"/>
+        </w:rPr>
+        <w:t>成員變數。</w:t>
+      </w:r>
+    </w:p>
+    <w:p>
+      <w:pPr>
+        <w:rPr>
+          <w:sz w:val="28"/>
+          <w:szCs w:val="28"/>
+        </w:rPr>
+      </w:pPr>
+    </w:p>
+    <w:p>
+      <w:pPr>
+        <w:rPr>
+          <w:sz w:val="28"/>
+          <w:szCs w:val="28"/>
+        </w:rPr>
+      </w:pPr>
+    </w:p>
+    <w:p>
+      <w:pPr>
+        <w:rPr>
+          <w:b/>
+          <w:bCs/>
+          <w:sz w:val="28"/>
+          <w:szCs w:val="28"/>
+        </w:rPr>
+      </w:pPr>
+      <w:r>
+        <w:rPr>
+          <w:rFonts w:hint="eastAsia"/>
+          <w:b/>
+          <w:bCs/>
+          <w:sz w:val="28"/>
+          <w:szCs w:val="28"/>
+        </w:rPr>
+        <w:t xml:space="preserve">this </w:t>
+      </w:r>
+      <w:r>
+        <w:rPr>
+          <w:rFonts w:hint="eastAsia"/>
+          <w:b/>
+          <w:bCs/>
+          <w:sz w:val="28"/>
+          <w:szCs w:val="28"/>
+        </w:rPr>
+        <w:t>與</w:t>
+      </w:r>
+      <w:r>
+        <w:rPr>
+          <w:rFonts w:hint="eastAsia"/>
+          <w:b/>
+          <w:bCs/>
+          <w:sz w:val="28"/>
+          <w:szCs w:val="28"/>
+        </w:rPr>
+        <w:t xml:space="preserve"> static </w:t>
+      </w:r>
+      <w:r>
+        <w:rPr>
+          <w:rFonts w:hint="eastAsia"/>
+          <w:b/>
+          <w:bCs/>
+          <w:sz w:val="28"/>
+          <w:szCs w:val="28"/>
+        </w:rPr>
+        <w:t>的關係</w:t>
+      </w:r>
+    </w:p>
+    <w:p>
+      <w:pPr>
+        <w:rPr>
+          <w:rFonts w:hint="eastAsia"/>
+          <w:sz w:val="28"/>
+          <w:szCs w:val="28"/>
+        </w:rPr>
+      </w:pPr>
+      <w:r>
+        <w:rPr>
+          <w:rFonts w:hint="eastAsia"/>
+          <w:sz w:val="28"/>
+          <w:szCs w:val="28"/>
+        </w:rPr>
+        <w:t>比較</w:t>
+      </w:r>
+      <w:r>
+        <w:rPr>
+          <w:rFonts w:hint="eastAsia"/>
+          <w:sz w:val="28"/>
+          <w:szCs w:val="28"/>
+        </w:rPr>
+        <w:tab/>
+      </w:r>
+      <w:r>
+        <w:rPr>
+          <w:sz w:val="28"/>
+          <w:szCs w:val="28"/>
+        </w:rPr>
+        <w:tab/>
+      </w:r>
+      <w:r>
+        <w:rPr>
+          <w:sz w:val="28"/>
+          <w:szCs w:val="28"/>
+        </w:rPr>
+        <w:tab/>
+      </w:r>
+      <w:r>
+        <w:rPr>
+          <w:rFonts w:hint="eastAsia"/>
+          <w:sz w:val="28"/>
+          <w:szCs w:val="28"/>
+        </w:rPr>
+        <w:t>this</w:t>
+      </w:r>
+      <w:r>
+        <w:rPr>
+          <w:rFonts w:hint="eastAsia"/>
+          <w:sz w:val="28"/>
+          <w:szCs w:val="28"/>
+        </w:rPr>
+        <w:tab/>
+      </w:r>
+      <w:r>
+        <w:rPr>
+          <w:sz w:val="28"/>
+          <w:szCs w:val="28"/>
+        </w:rPr>
+        <w:tab/>
+      </w:r>
+      <w:r>
+        <w:rPr>
+          <w:sz w:val="28"/>
+          <w:szCs w:val="28"/>
+        </w:rPr>
+        <w:tab/>
+      </w:r>
+      <w:r>
+        <w:rPr>
+          <w:sz w:val="28"/>
+          <w:szCs w:val="28"/>
+        </w:rPr>
+        <w:tab/>
+      </w:r>
+      <w:r>
+        <w:rPr>
+          <w:sz w:val="28"/>
+          <w:szCs w:val="28"/>
+        </w:rPr>
+        <w:tab/>
+      </w:r>
+      <w:r>
+        <w:rPr>
+          <w:sz w:val="28"/>
+          <w:szCs w:val="28"/>
+        </w:rPr>
+        <w:tab/>
+      </w:r>
+      <w:r>
+        <w:rPr>
+          <w:rFonts w:hint="eastAsia"/>
+          <w:sz w:val="28"/>
+          <w:szCs w:val="28"/>
+        </w:rPr>
+        <w:t>static</w:t>
+      </w:r>
+    </w:p>
+    <w:p>
+      <w:pPr>
+        <w:rPr>
+          <w:rFonts w:hint="eastAsia"/>
+          <w:sz w:val="28"/>
+          <w:szCs w:val="28"/>
+        </w:rPr>
+      </w:pPr>
+      <w:r>
+        <w:rPr>
+          <w:rFonts w:hint="eastAsia"/>
+          <w:sz w:val="28"/>
+          <w:szCs w:val="28"/>
+        </w:rPr>
+        <w:t>主要用途</w:t>
+      </w:r>
+      <w:r>
+        <w:rPr>
+          <w:rFonts w:hint="eastAsia"/>
+          <w:sz w:val="28"/>
+          <w:szCs w:val="28"/>
+        </w:rPr>
+        <w:tab/>
+      </w:r>
+      <w:r>
+        <w:rPr>
+          <w:sz w:val="28"/>
+          <w:szCs w:val="28"/>
+        </w:rPr>
+        <w:tab/>
+      </w:r>
+      <w:r>
+        <w:rPr>
+          <w:rFonts w:hint="eastAsia"/>
+          <w:sz w:val="28"/>
+          <w:szCs w:val="28"/>
+        </w:rPr>
+        <w:t>代表目前物件</w:t>
+      </w:r>
+      <w:r>
+        <w:rPr>
+          <w:rFonts w:hint="eastAsia"/>
+          <w:sz w:val="28"/>
+          <w:szCs w:val="28"/>
+        </w:rPr>
+        <w:tab/>
+      </w:r>
+      <w:r>
+        <w:rPr>
+          <w:sz w:val="28"/>
+          <w:szCs w:val="28"/>
+        </w:rPr>
+        <w:tab/>
+      </w:r>
+      <w:r>
+        <w:rPr>
+          <w:sz w:val="28"/>
+          <w:szCs w:val="28"/>
+        </w:rPr>
+        <w:tab/>
+      </w:r>
+      <w:r>
+        <w:rPr>
+          <w:rFonts w:hint="eastAsia"/>
+          <w:sz w:val="28"/>
+          <w:szCs w:val="28"/>
+        </w:rPr>
+        <w:t>宣告屬於類別的成員</w:t>
+      </w:r>
+    </w:p>
+    <w:p>
+      <w:pPr>
+        <w:rPr>
+          <w:rFonts w:hint="eastAsia"/>
+          <w:sz w:val="28"/>
+          <w:szCs w:val="28"/>
+        </w:rPr>
+      </w:pPr>
+      <w:r>
+        <w:rPr>
+          <w:rFonts w:hint="eastAsia"/>
+          <w:sz w:val="28"/>
+          <w:szCs w:val="28"/>
+        </w:rPr>
+        <w:t>是否需要物件</w:t>
+      </w:r>
+      <w:r>
+        <w:rPr>
+          <w:rFonts w:hint="eastAsia"/>
+          <w:sz w:val="28"/>
+          <w:szCs w:val="28"/>
+        </w:rPr>
+        <w:tab/>
+      </w:r>
+      <w:r>
+        <w:rPr>
+          <w:rFonts w:hint="eastAsia"/>
+          <w:sz w:val="28"/>
+          <w:szCs w:val="28"/>
+        </w:rPr>
+        <w:t>需要物件實例的情境</w:t>
+      </w:r>
+      <w:r>
+        <w:rPr>
+          <w:rFonts w:hint="eastAsia"/>
+          <w:sz w:val="28"/>
+          <w:szCs w:val="28"/>
+        </w:rPr>
+        <w:tab/>
+      </w:r>
+      <w:r>
+        <w:rPr>
+          <w:rFonts w:hint="eastAsia"/>
+          <w:sz w:val="28"/>
+          <w:szCs w:val="28"/>
+        </w:rPr>
+        <w:t>可以不建立物件直接使用</w:t>
+      </w:r>
+    </w:p>
+    <w:p>
+      <w:pPr>
+        <w:rPr>
+          <w:sz w:val="28"/>
+          <w:szCs w:val="28"/>
+        </w:rPr>
+      </w:pPr>
+      <w:r>
+        <w:rPr>
+          <w:rFonts w:hint="eastAsia"/>
+          <w:sz w:val="28"/>
+          <w:szCs w:val="28"/>
+        </w:rPr>
+        <w:t>能否在</w:t>
+      </w:r>
+      <w:r>
+        <w:rPr>
+          <w:rFonts w:hint="eastAsia"/>
+          <w:sz w:val="28"/>
+          <w:szCs w:val="28"/>
+        </w:rPr>
+        <w:t xml:space="preserve"> static </w:t>
+      </w:r>
+      <w:r>
+        <w:rPr>
+          <w:rFonts w:hint="eastAsia"/>
+          <w:sz w:val="28"/>
+          <w:szCs w:val="28"/>
+        </w:rPr>
+        <w:t>方法中使用</w:t>
+      </w:r>
+      <w:r>
+        <w:rPr>
+          <w:rFonts w:hint="eastAsia"/>
+          <w:sz w:val="28"/>
+          <w:szCs w:val="28"/>
+        </w:rPr>
+        <w:t xml:space="preserve"> this</w:t>
+      </w:r>
+      <w:r>
+        <w:rPr>
+          <w:rFonts w:hint="eastAsia"/>
+          <w:sz w:val="28"/>
+          <w:szCs w:val="28"/>
+        </w:rPr>
+        <w:tab/>
+      </w:r>
+      <w:r>
+        <w:rPr>
+          <w:rFonts w:hint="eastAsia"/>
+          <w:sz w:val="28"/>
+          <w:szCs w:val="28"/>
+        </w:rPr>
+        <w:t>不可以</w:t>
+      </w:r>
+      <w:r>
+        <w:rPr>
+          <w:rFonts w:hint="eastAsia"/>
+          <w:sz w:val="28"/>
+          <w:szCs w:val="28"/>
+        </w:rPr>
+        <w:tab/>
+      </w:r>
+      <w:proofErr w:type="gramStart"/>
+      <w:r>
+        <w:rPr>
+          <w:rFonts w:hint="eastAsia"/>
+          <w:sz w:val="28"/>
+          <w:szCs w:val="28"/>
+        </w:rPr>
+        <w:t>—</w:t>
+      </w:r>
+      <w:proofErr w:type="gramEnd"/>
+    </w:p>
+    <w:p>
+      <w:pPr>
+        <w:rPr>
+          <w:sz w:val="28"/>
+          <w:szCs w:val="28"/>
+        </w:rPr>
+      </w:pPr>
+    </w:p>
+    <w:p>
+      <w:pPr>
+        <w:rPr>
           <w:sz w:val="28"/>
           <w:szCs w:val="28"/>
         </w:rPr>
